--- a/main/dev/books/input/baladattabba-suththa-an.docx
+++ b/main/dev/books/input/baladattabba-suththa-an.docx
@@ -13,47 +13,28 @@
     <w:p>
       <w:pPr>
         <w:pStyle w:val="Heading1"/>
+        <w:rPr>
+          <w:lang w:bidi="si-LK"/>
+        </w:rPr>
       </w:pPr>
-      <w:r>
-        <w:rPr>
-          <w:cs/>
-          <w:lang w:bidi="si-LK"/>
-        </w:rPr>
-        <w:t xml:space="preserve">බල </w:t>
-      </w:r>
-      <w:proofErr w:type="spellStart"/>
-      <w:r>
-        <w:rPr>
-          <w:cs/>
-          <w:lang w:bidi="si-LK"/>
-        </w:rPr>
-        <w:t>දට්ඨබ්බ</w:t>
-      </w:r>
-      <w:proofErr w:type="spellEnd"/>
-      <w:r>
-        <w:rPr>
-          <w:cs/>
-          <w:lang w:bidi="si-LK"/>
-        </w:rPr>
-        <w:t xml:space="preserve"> </w:t>
-      </w:r>
-      <w:proofErr w:type="spellStart"/>
-      <w:r>
-        <w:rPr>
-          <w:cs/>
-          <w:lang w:bidi="si-LK"/>
-        </w:rPr>
-        <w:t>සුත්තං</w:t>
-      </w:r>
-      <w:proofErr w:type="spellEnd"/>
-    </w:p>
-    <w:p>
-      <w:pPr>
-        <w:rPr>
-          <w:rFonts w:cs="Iskoola Pota"/>
-          <w:lang w:bidi="si-LK"/>
-        </w:rPr>
-      </w:pPr>
+      <w:proofErr w:type="spellStart"/>
+      <w:r>
+        <w:rPr>
+          <w:rFonts w:hint="cs"/>
+          <w:cs/>
+          <w:lang w:bidi="si-LK"/>
+        </w:rPr>
+        <w:t>බලදට්ඨබ්බ</w:t>
+      </w:r>
+      <w:proofErr w:type="spellEnd"/>
+      <w:r>
+        <w:rPr>
+          <w:rFonts w:hint="cs"/>
+          <w:cs/>
+          <w:lang w:bidi="si-LK"/>
+        </w:rPr>
+        <w:t xml:space="preserve"> සූත්‍රය</w:t>
+      </w:r>
     </w:p>
     <w:p>
       <w:pPr>
@@ -834,7 +815,6 @@
       <w:pPr>
         <w:pStyle w:val="Heading3"/>
         <w:rPr>
-          <w:rFonts w:hint="cs"/>
           <w:cs/>
           <w:lang w:bidi="si-LK"/>
         </w:rPr>
